--- a/a7/build/out/u6/A7 6.T2 Interior and Exterior Angles of a Triangle - Teacher Edition.docx
+++ b/a7/build/out/u6/A7 6.T2 Interior and Exterior Angles of a Triangle - Teacher Edition.docx
@@ -1703,7 +1703,7 @@
           <w:color w:val="6B6B6B"/>
           <w:sz w:val="19"/>
         </w:rPr>
-        <w:t xml:space="preserve">   2 retrieves 6.04 — a ladder: the ladder is c, so subtract (last week).</w:t>
+        <w:t xml:space="preserve">   2 retrieves 6.05 — a slanted distance by its triangle (last week).</w:t>
       </w:r>
       <w:r>
         <w:rPr>
@@ -1754,7 +1754,7 @@
           <w:color w:val="1A1A1A"/>
           <w:sz w:val="21"/>
         </w:rPr>
-        <w:t>Reveal.  1. 97°   2. 8 ft   3. $0.75   4. 70</w:t>
+        <w:t>Reveal.  1. 97°   2. 10 units   3. $0.75   4. 70</w:t>
       </w:r>
     </w:p>
     <w:p>
@@ -1952,7 +1952,7 @@
           <w:color w:val="1A1A1A"/>
           <w:sz w:val="21"/>
         </w:rPr>
-        <w:t>58 + 71 = 129, and 180 − 129 = 51°.</w:t>
+        <w:t>58 + 71 = 129, and 180 − 129 = 51° — a board with 231 used 360; one with 129 stopped at the sum.</w:t>
       </w:r>
     </w:p>
     <w:p>
@@ -1985,7 +1985,7 @@
           <w:color w:val="1A1A1A"/>
           <w:sz w:val="21"/>
         </w:rPr>
-        <w:t>39 + 84 = 123, so 180 − 123 = 57°.</w:t>
+        <w:t>39 + 84 = 123, so 180 − 123 = 57° — a board with 123 stopped at the sum.</w:t>
       </w:r>
     </w:p>
     <w:p>
@@ -2117,7 +2117,7 @@
           <w:color w:val="1A1A1A"/>
           <w:sz w:val="21"/>
         </w:rPr>
-        <w:t>72 + 35 = 107°.</w:t>
+        <w:t>72 + 35 = 107° — a board with 73 found the interior angle beside it.</w:t>
       </w:r>
     </w:p>
     <w:p>
@@ -2234,7 +2234,7 @@
           <w:color w:val="1A1A1A"/>
           <w:sz w:val="21"/>
         </w:rPr>
-        <w:t xml:space="preserve">An isosceles triangle has two base angles of 52°.  Find the third angle.  →  </w:t>
+        <w:t xml:space="preserve">An isosceles triangle's two base angles are equal. Each is 52°.  Find the third angle.  →  </w:t>
       </w:r>
       <w:r>
         <w:rPr>
@@ -2303,7 +2303,7 @@
           <w:color w:val="6B6B6B"/>
           <w:sz w:val="19"/>
         </w:rPr>
-        <w:t xml:space="preserve">   65 — the interior angle beside it, 180 − 115 [Source of Truth, GR.1.5: the exterior angle confused with its neighbour]; 245 — the angle around the outside [Source of Truth, GR.1.5: the reflex angle]</w:t>
+        <w:t xml:space="preserve">   65 — the interior angle beside it, 180 − 115 [Notes II: the exterior angle is not the interior angle beside it]; 295 — the angle around the outside, 360 − 65 [Florida B1G-M, GR.1.5: the reflex angle]</w:t>
       </w:r>
     </w:p>
     <w:p>
@@ -2354,7 +2354,7 @@
           <w:color w:val="6B6B6B"/>
           <w:sz w:val="19"/>
         </w:rPr>
-        <w:t xml:space="preserve">   (A) equals the adjacent interior angle [the brief's named error: the exterior angle is not the interior angle beside it]; (C) the angle around the outside, 360 − 75 [Source of Truth, GR.1.5: the exterior angle taken as the reflex angle]; (D) only one remote angle [the Exterior Angle Theorem adds both]</w:t>
+        <w:t xml:space="preserve">   (A) equals the adjacent interior angle [Notes II: the exterior angle is not the interior angle beside it]; (C) the angle around the outside, 360 − 75 [Florida B1G-M, GR.1.5: the exterior angle taken as the reflex angle]; (D) only one remote angle [the Exterior Angle Theorem adds both]</w:t>
       </w:r>
       <w:r>
         <w:rPr>
@@ -2414,7 +2414,7 @@
           <w:color w:val="6B6B6B"/>
           <w:sz w:val="19"/>
         </w:rPr>
-        <w:t xml:space="preserve">   185 — added the exterior and the remote angle [the theorem: the remote angles add TO the exterior one]; 50 — the interior angle beside the exterior one [Source of Truth, GR.1.5]</w:t>
+        <w:t xml:space="preserve">   185 — added the exterior and the remote angle [the theorem: the remote angles add TO the exterior one]; 50 — the interior angle beside the exterior one [Notes II: the exterior angle is not the interior angle beside it]</w:t>
       </w:r>
     </w:p>
     <w:p>
@@ -2587,6 +2587,15 @@
         </w:rPr>
         <w:t>28°, 84° and 68°</w:t>
       </w:r>
+      <w:r>
+        <w:rPr>
+          <w:b w:val="0"/>
+          <w:i/>
+          <w:color w:val="6B6B6B"/>
+          <w:sz w:val="19"/>
+        </w:rPr>
+        <w:t xml:space="preserve">   28 alone — reported x, one angle of three [Math Nation names reporting x]</w:t>
+      </w:r>
     </w:p>
     <w:p>
       <w:pPr>
@@ -2636,7 +2645,7 @@
           <w:color w:val="6B6B6B"/>
           <w:sz w:val="19"/>
         </w:rPr>
-        <w:t xml:space="preserve">   (A) the exterior angle used as an interior angle in the Triangle Sum [Math Nation names writing the equation for the wrong relationship]; (B) one remote angle only [the theorem adds both]; (D) all four angles summed to 180 [the exterior angle is outside the triangle's sum]</w:t>
+        <w:t xml:space="preserve">   (A) the exterior angle and one remote angle taken as a linear pair [Notes II: the exterior angle's linear pair is the interior angle beside it]; (B) one remote angle only [the theorem adds both]; (D) the exterior angle used as an interior angle in the Triangle Sum [Math Nation names writing the equation for the wrong relationship]</w:t>
       </w:r>
       <w:r>
         <w:rPr>
@@ -2696,7 +2705,7 @@
           <w:color w:val="6B6B6B"/>
           <w:sz w:val="20"/>
         </w:rPr>
-        <w:t xml:space="preserve">   The the 9-cm side is not needed.</w:t>
+        <w:t xml:space="preserve">   The 9-cm side is not needed.</w:t>
       </w:r>
       <w:r>
         <w:rPr>
@@ -2845,7 +2854,7 @@
           <w:color w:val="1A1A1A"/>
           <w:sz w:val="21"/>
         </w:rPr>
-        <w:t xml:space="preserve"> Boards 1–2: the third angle, then an isosceles triangle; 3 is an exterior angle; 4 votes on the angle beside the 75°. The pattern breaks at 5 — a remote angle found backwards from the exterior one — then three expressions (6), which equation fits the picture voted (7), a side length that is not an angle (8); 9 is written. The independent set: a third angle, an isosceles triangle's base angles, an exterior angle, a remote angle, three expressions, an equation from the theorem.</w:t>
+        <w:t xml:space="preserve"> Boards 1–2: the third angle, then an isosceles triangle; 3 is an exterior angle; 4 votes on the angle beside the 75°. The pattern breaks at 5 — a remote angle found backwards from the exterior one — then three expressions (6), which equation fits the words voted (7), a side length that is not an angle (8); 9 is written. The independent set: a third angle, an isosceles triangle's base angles, an exterior angle, a remote angle, three expressions, an equation from the theorem.</w:t>
       </w:r>
     </w:p>
     <w:p>
@@ -2935,7 +2944,7 @@
           <w:color w:val="1A1A1A"/>
           <w:sz w:val="20"/>
         </w:rPr>
-        <w:t>65 — the interior angle beside it, 180 − 115 [Source of Truth, GR.1.5: the exterior angle confused with its neighbour]</w:t>
+        <w:t>65 — the interior angle beside it, 180 − 115 [Notes II: the exterior angle is not the interior angle beside it]</w:t>
       </w:r>
     </w:p>
     <w:p>
@@ -2959,7 +2968,7 @@
           <w:color w:val="1A1A1A"/>
           <w:sz w:val="20"/>
         </w:rPr>
-        <w:t>equals the adjacent interior angle [the brief's named error: the exterior angle is not the interior angle beside it]</w:t>
+        <w:t>equals the adjacent interior angle [Notes II: the exterior angle is not the interior angle beside it]</w:t>
       </w:r>
     </w:p>
     <w:p>
@@ -2998,6 +3007,30 @@
           <w:color w:val="1A1A1A"/>
           <w:sz w:val="20"/>
         </w:rPr>
+        <w:t xml:space="preserve">Board 6.  </w:t>
+      </w:r>
+      <w:r>
+        <w:rPr>
+          <w:b w:val="0"/>
+          <w:i w:val="0"/>
+          <w:color w:val="1A1A1A"/>
+          <w:sz w:val="20"/>
+        </w:rPr>
+        <w:t>28 alone — reported x, one angle of three [Math Nation names reporting x]</w:t>
+      </w:r>
+    </w:p>
+    <w:p>
+      <w:pPr>
+        <w:spacing w:before="0" w:after="40"/>
+        <w:ind w:left="360" w:hanging="360"/>
+      </w:pPr>
+      <w:r>
+        <w:rPr>
+          <w:b/>
+          <w:i w:val="0"/>
+          <w:color w:val="1A1A1A"/>
+          <w:sz w:val="20"/>
+        </w:rPr>
         <w:t xml:space="preserve">Board 7.  </w:t>
       </w:r>
       <w:r>
@@ -3007,7 +3040,7 @@
           <w:color w:val="1A1A1A"/>
           <w:sz w:val="20"/>
         </w:rPr>
-        <w:t>the exterior angle used as an interior angle in the Triangle Sum [Math Nation names writing the equation for the wrong relationship]</w:t>
+        <w:t>the exterior angle and one remote angle taken as a linear pair [Notes II: the exterior angle's linear pair is the interior angle beside it]</w:t>
       </w:r>
     </w:p>
     <w:p>

--- a/a7/build/out/u6/A7 6.T2 Interior and Exterior Angles of a Triangle - Teacher Edition.docx
+++ b/a7/build/out/u6/A7 6.T2 Interior and Exterior Angles of a Triangle - Teacher Edition.docx
@@ -1676,7 +1676,7 @@
           <w:color w:val="1A1A1A"/>
           <w:sz w:val="21"/>
         </w:rPr>
-        <w:t xml:space="preserve">Warm-Up — On your own. Four minutes. No notes.  </w:t>
+        <w:t xml:space="preserve">Warm-Up — On your own. No notes.  </w:t>
       </w:r>
       <w:r>
         <w:rPr>
